--- a/zaini_case_audit_output/outputs/word/documents/188_مختصر الشكوى المقدمة بموقع المجلس الأعلى.docx
+++ b/zaini_case_audit_output/outputs/word/documents/188_مختصر الشكوى المقدمة بموقع المجلس الأعلى.docx
@@ -56,27 +56,25 @@
     <w:p/>
     <w:p>
       <w:pPr>
+        <w:pStyle w:val="Heading2"/>
         <w:jc w:val="right"/>
         <w:bidi/>
       </w:pPr>
       <w:r>
-        <w:rPr>
-          <w:b w:val="0"/>
-          <w:i w:val="0"/>
-        </w:rPr>
+        <w:t>[المُرسَل إليه / المخاطَب والتحية] ===</w:t>
+        <w:br/>
         <w:t>معالي الدكتور/ وليد بن محمد الصمعاني وزير العدل ورئيس المجلس الأعلى للقضاء سلمه الله</w:t>
       </w:r>
     </w:p>
     <w:p>
       <w:pPr>
+        <w:pStyle w:val="Heading2"/>
         <w:jc w:val="right"/>
         <w:bidi/>
       </w:pPr>
       <w:r>
-        <w:rPr>
-          <w:b w:val="0"/>
-          <w:i w:val="0"/>
-        </w:rPr>
+        <w:t>[المتن الفعلي: الوقائع / الأسباب / المنطوق] ===</w:t>
+        <w:br/>
         <w:t>الســـلام عليكم ورحمة الله وبركاتــــه .. وبعد:</w:t>
       </w:r>
     </w:p>
@@ -147,14 +145,13 @@
     </w:p>
     <w:p>
       <w:pPr>
+        <w:pStyle w:val="Heading2"/>
         <w:jc w:val="right"/>
         <w:bidi/>
       </w:pPr>
       <w:r>
-        <w:rPr>
-          <w:b w:val="0"/>
-          <w:i w:val="0"/>
-        </w:rPr>
+        <w:t>[الطلبات / المرفقات] ===</w:t>
+        <w:br/>
         <w:t>بناء على ما سبق أعلاه ألتمس من معاليكم التوجيه بإحالة خطابي هذا للمحكمة العليا لدراسته وتحويل ملف القضية كاملاً لدائرة استئناف أخرى لما شاب الحكم من مخالفات شرعية، وتوجيه المحكمة العليا باتخاذ قرارها بوقف تنفيذ الحكم وإلغاء كافة آثاره ورفع إيقاف الخدمات عني لحين إعادة الفصل في القضية.</w:t>
       </w:r>
     </w:p>
